--- a/docs/PLAN_ARGENT_EN_LIGNE_17ANS.docx
+++ b/docs/PLAN_ARGENT_EN_LIGNE_17ANS.docx
@@ -19,31 +19,7 @@
           <w:i/>
           <w:color w:val="555555"/>
         </w:rPr>
-        <w:t>Pour Hamdaane, 17 ans, étudiant data science, sait coder et construire des produits.</w:t>
-      </w:r>
-    </w:p>
-    <w:p>
-      <w:pPr>
-        <w:ind w:left="360"/>
-      </w:pPr>
-      <w:r>
-        <w:rPr>
-          <w:i/>
-          <w:color w:val="555555"/>
-        </w:rPr>
-        <w:t>2026-06-03. Honnête : pas de magie, pas de "1000 € en une semaine". Mais des</w:t>
-      </w:r>
-    </w:p>
-    <w:p>
-      <w:pPr>
-        <w:ind w:left="360"/>
-      </w:pPr>
-      <w:r>
-        <w:rPr>
-          <w:i/>
-          <w:color w:val="555555"/>
-        </w:rPr>
-        <w:t>chemins réels, classés du plus rapide au plus durable.</w:t>
+        <w:t>Pour Hamdaane, 17 ans, étudiant data science, sait coder et construire des produits. 2026-06-03. Honnête : pas de magie, pas de "1000 € en une semaine". Mais des chemins réels, classés du plus rapide au plus durable.</w:t>
       </w:r>
     </w:p>
     <w:p>
@@ -64,17 +40,16 @@
     </w:p>
     <w:p>
       <w:r>
-        <w:t>À 17 ans, ton plus gros atout n'est pas l'argent ni le réseau : c'est que **tu sais</w:t>
+        <w:t xml:space="preserve">À 17 ans, ton plus gros atout n'est pas l'argent ni le réseau : c'est que </w:t>
       </w:r>
-    </w:p>
-    <w:p>
       <w:r>
-        <w:t>faire des choses que la plupart ne savent pas faire** (coder, data, IA, créer une app).</w:t>
+        <w:rPr>
+          <w:b/>
+        </w:rPr>
+        <w:t>tu sais faire des choses que la plupart ne savent pas faire</w:t>
       </w:r>
-    </w:p>
-    <w:p>
       <w:r>
-        <w:t xml:space="preserve">Internet paie pour des </w:t>
+        <w:t xml:space="preserve"> (coder, data, IA, créer une app). Internet paie pour des </w:t>
       </w:r>
       <w:r>
         <w:rPr>
@@ -151,31 +126,21 @@
           <w:i/>
           <w:color w:val="555555"/>
         </w:rPr>
-        <w:t>⚠️ Mineur : pour être payé, il te faudra un moyen de réception (compte mobile money,</w:t>
+        <w:t xml:space="preserve">⚠️ Mineur : pour être payé, il te faudra un moyen de réception (compte mobile money, ou un compte au nom d'un parent/tuteur pour PayPal/Wise/Stripe selon ton pays). Règle ça </w:t>
       </w:r>
-    </w:p>
-    <w:p>
-      <w:pPr>
-        <w:ind w:left="360"/>
-      </w:pPr>
+      <w:r>
+        <w:rPr>
+          <w:b/>
+          <w:i/>
+        </w:rPr>
+        <w:t>avant</w:t>
+      </w:r>
       <w:r>
         <w:rPr>
           <w:i/>
           <w:color w:val="555555"/>
         </w:rPr>
-        <w:t>ou un compte au nom d'un parent/tuteur pour PayPal/Wise/Stripe selon ton pays).</w:t>
-      </w:r>
-    </w:p>
-    <w:p>
-      <w:pPr>
-        <w:ind w:left="360"/>
-      </w:pPr>
-      <w:r>
-        <w:rPr>
-          <w:i/>
-          <w:color w:val="555555"/>
-        </w:rPr>
-        <w:t>Règle ça **avant** de chercher des clients, sinon tu bloques au moment d'encaisser.</w:t>
+        <w:t xml:space="preserve"> de chercher des clients, sinon tu bloques au moment d'encaisser.</w:t>
       </w:r>
     </w:p>
     <w:p>
@@ -218,12 +183,7 @@
         <w:t>Développement web / scripts</w:t>
       </w:r>
       <w:r>
-        <w:t xml:space="preserve"> : petites apps, automatisations, correction de bugs,</w:t>
-      </w:r>
-    </w:p>
-    <w:p>
-      <w:r>
-        <w:t xml:space="preserve">  intégrations API.</w:t>
+        <w:t xml:space="preserve"> : petites apps, automatisations, correction de bugs, intégrations API.</w:t>
       </w:r>
     </w:p>
     <w:p>
@@ -237,12 +197,7 @@
         <w:t>Data / IA</w:t>
       </w:r>
       <w:r>
-        <w:t xml:space="preserve"> : nettoyage de données, tableaux de bord, scripts d'analyse, petits</w:t>
-      </w:r>
-    </w:p>
-    <w:p>
-      <w:r>
-        <w:t xml:space="preserve">  modèles, automatisations avec l'API de Claude/GPT pour des PME.</w:t>
+        <w:t xml:space="preserve"> : nettoyage de données, tableaux de bord, scripts d'analyse, petits modèles, automatisations avec l'API de Claude/GPT pour des PME.</w:t>
       </w:r>
     </w:p>
     <w:p>
@@ -256,12 +211,7 @@
         <w:t>Le plus demandé en ce moment</w:t>
       </w:r>
       <w:r>
-        <w:t xml:space="preserve"> : « connecte une IA à mon business » (chatbot,</w:t>
-      </w:r>
-    </w:p>
-    <w:p>
-      <w:r>
-        <w:t xml:space="preserve">  réponse mails, extraction de données). Tu sais déjà le faire — tu l'as fait dans GetShift.</w:t>
+        <w:t xml:space="preserve"> : « connecte une IA à mon business » (chatbot, réponse mails, extraction de données). Tu sais déjà le faire — tu l'as fait dans GetShift.</w:t>
       </w:r>
     </w:p>
     <w:p>
@@ -283,12 +233,7 @@
         <w:t>Upwork / Fiverr / Malt</w:t>
       </w:r>
       <w:r>
-        <w:t xml:space="preserve"> : crée un profil ultra-précis (pas « développeur », mais</w:t>
-      </w:r>
-    </w:p>
-    <w:p>
-      <w:r>
-        <w:t xml:space="preserve">  « j'automatise tes tâches répétitives avec l'IA »). Commence avec </w:t>
+        <w:t xml:space="preserve"> : crée un profil ultra-précis (pas « développeur », mais « j'automatise tes tâches répétitives avec l'IA »). Commence avec </w:t>
       </w:r>
       <w:r>
         <w:rPr>
@@ -296,10 +241,8 @@
         </w:rPr>
         <w:t>3-5 prix bas</w:t>
       </w:r>
-    </w:p>
-    <w:p>
       <w:r>
-        <w:t xml:space="preserve">  pour avoir tes premiers avis, puis augmente.</w:t>
+        <w:t xml:space="preserve"> pour avoir tes premiers avis, puis augmente.</w:t>
       </w:r>
     </w:p>
     <w:p>
@@ -313,12 +256,7 @@
         <w:t>LinkedIn</w:t>
       </w:r>
       <w:r>
-        <w:t xml:space="preserve"> (tu vas déjà y être actif pour GetShift) : poste que tu prends des</w:t>
-      </w:r>
-    </w:p>
-    <w:p>
-      <w:r>
-        <w:t xml:space="preserve">  missions. Les gens qui te suivent pour GetShift sont des clients potentiels.</w:t>
+        <w:t xml:space="preserve"> (tu vas déjà y être actif pour GetShift) : poste que tu prends des missions. Les gens qui te suivent pour GetShift sont des clients potentiels.</w:t>
       </w:r>
     </w:p>
     <w:p>
@@ -332,17 +270,7 @@
         <w:t>Communautés locales</w:t>
       </w:r>
       <w:r>
-        <w:t xml:space="preserve"> (Sèmè City, groupes WhatsApp d'entrepreneurs, écoles) :</w:t>
-      </w:r>
-    </w:p>
-    <w:p>
-      <w:r>
-        <w:t xml:space="preserve">  beaucoup de PME près de toi ont besoin d'un site/d'une automatisation et ne savent</w:t>
-      </w:r>
-    </w:p>
-    <w:p>
-      <w:r>
-        <w:t xml:space="preserve">  pas à qui demander. C'est </w:t>
+        <w:t xml:space="preserve"> (Sèmè City, groupes WhatsApp d'entrepreneurs, écoles) : beaucoup de PME près de toi ont besoin d'un site/d'une automatisation et ne savent pas à qui demander. C'est </w:t>
       </w:r>
       <w:r>
         <w:rPr>
@@ -364,10 +292,8 @@
     </w:p>
     <w:p>
       <w:r>
-        <w:t>Une petite mission = 50–300 €. Deux par mois = ton abonnement Claude payé + marge.</w:t>
+        <w:t xml:space="preserve">Une petite mission = 50–300 €. Deux par mois = ton abonnement Claude payé + marge. </w:t>
       </w:r>
-    </w:p>
-    <w:p>
       <w:r>
         <w:rPr>
           <w:b/>
@@ -410,12 +336,7 @@
         <w:t>Templates / scripts</w:t>
       </w:r>
       <w:r>
-        <w:t xml:space="preserve"> : un template Notion, un script d'automatisation, un mini</w:t>
-      </w:r>
-    </w:p>
-    <w:p>
-      <w:r>
-        <w:t xml:space="preserve">  starter-kit "IA pour PME" → vendu en boucle sur Gumroad/LemonSqueezy.</w:t>
+        <w:t xml:space="preserve"> : un template Notion, un script d'automatisation, un mini starter-kit "IA pour PME" → vendu en boucle sur Gumroad/LemonSqueezy.</w:t>
       </w:r>
     </w:p>
     <w:p>
@@ -429,12 +350,7 @@
         <w:t>Mini-formation</w:t>
       </w:r>
       <w:r>
-        <w:t xml:space="preserve"> : « Comment automatiser ton business avec l'IA » en vidéo, vendue</w:t>
-      </w:r>
-    </w:p>
-    <w:p>
-      <w:r>
-        <w:t xml:space="preserve">  20–50 €. Tu enregistres une fois, tu vends N fois.</w:t>
+        <w:t xml:space="preserve"> : « Comment automatiser ton business avec l'IA » en vidéo, vendue 20–50 €. Tu enregistres une fois, tu vends N fois.</w:t>
       </w:r>
     </w:p>
     <w:p>
@@ -459,12 +375,7 @@
         <w:t>publiquement</w:t>
       </w:r>
       <w:r>
-        <w:t xml:space="preserve"> ta construction de GetShift (LinkedIn, YouTube, TikTok,</w:t>
-      </w:r>
-    </w:p>
-    <w:p>
-      <w:r>
-        <w:t xml:space="preserve">  X). Le contenu ne paie pas tout de suite, mais il </w:t>
+        <w:t xml:space="preserve"> ta construction de GetShift (LinkedIn, YouTube, TikTok, X). Le contenu ne paie pas tout de suite, mais il </w:t>
       </w:r>
       <w:r>
         <w:rPr>
@@ -473,12 +384,7 @@
         <w:t>construit ton audience</w:t>
       </w:r>
       <w:r>
-        <w:t xml:space="preserve"> → qui</w:t>
-      </w:r>
-    </w:p>
-    <w:p>
-      <w:r>
-        <w:t xml:space="preserve">  achète tes produits, te confie des missions, et teste GetShift.</w:t>
+        <w:t xml:space="preserve"> → qui achète tes produits, te confie des missions, et teste GetShift.</w:t>
       </w:r>
     </w:p>
     <w:p>
@@ -495,12 +401,7 @@
         <w:t>« 17 ans, je construis un vrai SaaS IA tout seul »</w:t>
       </w:r>
       <w:r>
-        <w:t>. Très peu</w:t>
-      </w:r>
-    </w:p>
-    <w:p>
-      <w:r>
-        <w:t xml:space="preserve">  de gens peuvent raconter ça. C'est rare = ça attire.</w:t>
+        <w:t>. Très peu de gens peuvent raconter ça. C'est rare = ça attire.</w:t>
       </w:r>
     </w:p>
     <w:p>
@@ -574,12 +475,7 @@
         <w:t>plus vite</w:t>
       </w:r>
       <w:r>
-        <w:t xml:space="preserve"> : un contrat</w:t>
-      </w:r>
-    </w:p>
-    <w:p>
-      <w:r>
-        <w:t xml:space="preserve">  établissement &gt; 100 abonnés individuels. </w:t>
+        <w:t xml:space="preserve"> : un contrat établissement &gt; 100 abonnés individuels. </w:t>
       </w:r>
       <w:r>
         <w:rPr>
@@ -590,12 +486,7 @@
     </w:p>
     <w:p>
       <w:r>
-        <w:t>Donc : GetShift = ton projet long terme + ta carte de visite. Le freelance (Niveau 1)</w:t>
-      </w:r>
-    </w:p>
-    <w:p>
-      <w:r>
-        <w:t>= ce qui paie pendant que GetShift grandit.</w:t>
+        <w:t>Donc : GetShift = ton projet long terme + ta carte de visite. Le freelance (Niveau 1) = ce qui paie pendant que GetShift grandit.</w:t>
       </w:r>
     </w:p>
     <w:p>
@@ -840,12 +731,7 @@
         <w:t>Objectif honnête du mois 1 :</w:t>
       </w:r>
       <w:r>
-        <w:t xml:space="preserve"> 1 à 2 clients freelance (= ton abonnement payé + un peu</w:t>
-      </w:r>
-    </w:p>
-    <w:p>
-      <w:r>
-        <w:t xml:space="preserve">de marge) </w:t>
+        <w:t xml:space="preserve"> 1 à 2 clients freelance (= ton abonnement payé + un peu de marge) </w:t>
       </w:r>
       <w:r>
         <w:rPr>
@@ -896,12 +782,7 @@
         <w:t>perd</w:t>
       </w:r>
       <w:r>
-        <w:t xml:space="preserve"> de</w:t>
-      </w:r>
-    </w:p>
-    <w:p>
-      <w:r>
-        <w:t xml:space="preserve">  l'argent, pas qu'on en gagne. Tu as une vraie compétence, exploite-la, ne joue pas.</w:t>
+        <w:t xml:space="preserve"> de l'argent, pas qu'on en gagne. Tu as une vraie compétence, exploite-la, ne joue pas.</w:t>
       </w:r>
     </w:p>
     <w:p>
@@ -909,12 +790,7 @@
         <w:pStyle w:val="ListBullet"/>
       </w:pPr>
       <w:r>
-        <w:t>❌ Travailler gratuitement « pour l'expérience » trop longtemps. 2-3 références gratuites</w:t>
-      </w:r>
-    </w:p>
-    <w:p>
-      <w:r>
-        <w:t xml:space="preserve">  max, puis tu factures.</w:t>
+        <w:t>❌ Travailler gratuitement « pour l'expérience » trop longtemps. 2-3 références gratuites max, puis tu factures.</w:t>
       </w:r>
     </w:p>
     <w:p>
